--- a/docs/maklerhandbuch/03_Makler_Formulare.docx
+++ b/docs/maklerhandbuch/03_Makler_Formulare.docx
@@ -17008,6 +17008,116 @@
           <w:tcPr>
             <w:tcW w:type="dxa" w:w="2000"/>
             <w:shd w:fill="F7F9F9" w:color="auto" w:val="clear"/>
+            <w:tcMar>
+              <w:top w:type="dxa" w:w="70"/>
+              <w:left w:type="dxa" w:w="100"/>
+              <w:bottom w:type="dxa" w:w="70"/>
+              <w:right w:type="dxa" w:w="100"/>
+            </w:tcMar>
+          </w:tcPr>
+          <w:p>
+            <w:pPr>
+              <w:spacing w:after="0"/>
+            </w:pPr>
+            <w:r>
+              <w:rPr>
+                <w:b w:val="false"/>
+                <w:bCs w:val="false"/>
+                <w:color w:val="1A1A1A"/>
+                <w:sz w:val="18"/>
+                <w:szCs w:val="18"/>
+              </w:rPr>
+              <w:t xml:space="preserve"/>
+            </w:r>
+          </w:p>
+        </w:tc>
+      </w:tr>
+      <w:tr>
+        <w:tc>
+          <w:tcPr>
+            <w:tcW w:type="dxa" w:w="400"/>
+            <w:shd w:fill="FFFFFF" w:color="auto" w:val="clear"/>
+            <w:tcMar>
+              <w:top w:type="dxa" w:w="70"/>
+              <w:left w:type="dxa" w:w="100"/>
+              <w:bottom w:type="dxa" w:w="70"/>
+              <w:right w:type="dxa" w:w="100"/>
+            </w:tcMar>
+          </w:tcPr>
+          <w:p>
+            <w:pPr>
+              <w:spacing w:after="0"/>
+            </w:pPr>
+            <w:r>
+              <w:rPr>
+                <w:b w:val="false"/>
+                <w:bCs w:val="false"/>
+                <w:color w:val="1A1A1A"/>
+                <w:sz w:val="18"/>
+                <w:szCs w:val="18"/>
+              </w:rPr>
+              <w:t xml:space="preserve">☐</w:t>
+            </w:r>
+          </w:p>
+        </w:tc>
+        <w:tc>
+          <w:tcPr>
+            <w:tcW w:type="dxa" w:w="1900"/>
+            <w:shd w:fill="FFFFFF" w:color="auto" w:val="clear"/>
+            <w:tcMar>
+              <w:top w:type="dxa" w:w="70"/>
+              <w:left w:type="dxa" w:w="100"/>
+              <w:bottom w:type="dxa" w:w="70"/>
+              <w:right w:type="dxa" w:w="100"/>
+            </w:tcMar>
+          </w:tcPr>
+          <w:p>
+            <w:pPr>
+              <w:spacing w:after="0"/>
+            </w:pPr>
+            <w:r>
+              <w:rPr>
+                <w:b w:val="false"/>
+                <w:bCs w:val="false"/>
+                <w:color w:val="1A1A1A"/>
+                <w:sz w:val="18"/>
+                <w:szCs w:val="18"/>
+              </w:rPr>
+              <w:t xml:space="preserve">Kostenregelung und Kostenfolge bei Abbruch</w:t>
+            </w:r>
+          </w:p>
+        </w:tc>
+        <w:tc>
+          <w:tcPr>
+            <w:tcW w:type="dxa" w:w="5300"/>
+            <w:shd w:fill="FFFFFF" w:color="auto" w:val="clear"/>
+            <w:tcMar>
+              <w:top w:type="dxa" w:w="70"/>
+              <w:left w:type="dxa" w:w="100"/>
+              <w:bottom w:type="dxa" w:w="70"/>
+              <w:right w:type="dxa" w:w="100"/>
+            </w:tcMar>
+          </w:tcPr>
+          <w:p>
+            <w:pPr>
+              <w:spacing w:after="0"/>
+            </w:pPr>
+            <w:r>
+              <w:rPr>
+                <w:b w:val="false"/>
+                <w:bCs w:val="false"/>
+                <w:color w:val="1A1A1A"/>
+                <w:sz w:val="18"/>
+                <w:szCs w:val="18"/>
+              </w:rPr>
+              <w:t xml:space="preserve">Wer trägt Beurkundungs-, Grundbuch- und Handänderungskosten und in welchem Verhältnis. Zusätzlich vorab zu klären: welche Kosten entstehen, wenn der Vertrag nicht zustande kommt, und wer sie trägt. Antwort schriftlich vom Notariat einholen und im Dossier ablegen – nach einem Abbruch ist diese Frage nicht mehr neutral verhandelbar.</w:t>
+            </w:r>
+          </w:p>
+        </w:tc>
+        <w:tc>
+          <w:tcPr>
+            <w:tcW w:type="dxa" w:w="2000"/>
+            <w:shd w:fill="FFFFFF" w:color="auto" w:val="clear"/>
             <w:tcMar>
               <w:top w:type="dxa" w:w="70"/>
               <w:left w:type="dxa" w:w="100"/>
